--- a/output/word/refluye-guia-visual-equipo-a4.docx
+++ b/output/word/refluye-guia-visual-equipo-a4.docx
@@ -122,7 +122,7 @@
         <w:spacing w:after="40"/>
       </w:pPr>
       <w:r>
-        <w:t>Si aún no tienes la app, descarga la APK 0.2.0 desde el enlace/QR de esta hoja.</w:t>
+        <w:t>Si aún no tienes la app, descarga la APK 0.3.0 desde el enlace/QR de esta hoja.</w:t>
       </w:r>
     </w:p>
     <w:p>
@@ -221,16 +221,16 @@
         <w:spacing w:after="40"/>
       </w:pPr>
       <w:r>
-        <w:t xml:space="preserve">Mantén las sondas quietas hasta ver </w:t>
+        <w:t xml:space="preserve">Mantén las sondas quietas. Con la primera lectura completa ya puedes abrir una orientación; si varía, el resultado será </w:t>
       </w:r>
       <w:r>
         <w:rPr>
           <w:b/>
         </w:rPr>
-        <w:t>Lectura estable</w:t>
+        <w:t>preliminar</w:t>
       </w:r>
       <w:r>
-        <w:t>. La app requiere cuatro tramas recientes; esto no prueba calibración.</w:t>
+        <w:t xml:space="preserve"> y no autoriza consumo. Una lectura repetida tampoco prueba calibración.</w:t>
       </w:r>
     </w:p>
     <w:p>
@@ -298,10 +298,10 @@
         <w:rPr>
           <w:b/>
         </w:rPr>
-        <w:t>Ver análisis y recomendaciones</w:t>
+        <w:t>Ver qué puedo hacer con esta agua</w:t>
       </w:r>
       <w:r>
-        <w:t xml:space="preserve">. Lee primero </w:t>
+        <w:t xml:space="preserve">. Lee primero la decisión, </w:t>
       </w:r>
       <w:r>
         <w:rPr>
@@ -319,7 +319,7 @@
         <w:t>QUÉ HACER AHORA</w:t>
       </w:r>
       <w:r>
-        <w:t>. Para beber o cocinar, una lectura favorable todavía exige desinfección. La app puede indicar buscar otra fuente o repetir. Nunca uses el color o el número del LCD/LED como autorización: son una preclasificación solo por sensores.</w:t>
+        <w:t>. El ICA de 0 a 100 es orientativo, no un porcentaje de potabilidad. Para beber o cocinar, una lectura favorable todavía exige desinfección. La app puede indicar buscar otra fuente o repetir. Nunca uses el color o el número del LCD/LED como autorización: son una preclasificación solo por sensores.</w:t>
       </w:r>
     </w:p>
     <w:p>
@@ -1012,7 +1012,7 @@
           <w:rPr>
             <w:color w:val="007074"/>
           </w:rPr>
-          <w:t>CampusMind · Re-Fluye 0.2.0</w:t>
+          <w:t>CampusMind · Re-Fluye 0.3.0</w:t>
         </w:r>
       </w:hyperlink>
       <w:r>
@@ -1380,7 +1380,7 @@
         <w:t>Versión de app:</w:t>
       </w:r>
       <w:r>
-        <w:t xml:space="preserve"> 0.2.0 · </w:t>
+        <w:t xml:space="preserve"> 0.3.0 · </w:t>
       </w:r>
       <w:r>
         <w:rPr>
@@ -1389,7 +1389,7 @@
         <w:t>Documento:</w:t>
       </w:r>
       <w:r>
-        <w:t xml:space="preserve"> guía de prototipo 0.1 · </w:t>
+        <w:t xml:space="preserve"> guía de prototipo 0.2 · </w:t>
       </w:r>
       <w:r>
         <w:rPr>
@@ -1443,7 +1443,7 @@
       <w:rPr>
         <w:color w:val="56626A"/>
       </w:rPr>
-      <w:t>RE-FLUYE  ·  27 SEP 2026</w:t>
+      <w:t>RE-FLUYE  ·  30 SEP 2026</w:t>
     </w:r>
   </w:p>
 </w:ftr>

--- a/output/word/refluye-guia-visual-equipo-a4.docx
+++ b/output/word/refluye-guia-visual-equipo-a4.docx
@@ -122,7 +122,7 @@
         <w:spacing w:after="40"/>
       </w:pPr>
       <w:r>
-        <w:t>Si aún no tienes la app, descarga la APK 0.3.0 desde el enlace/QR de esta hoja.</w:t>
+        <w:t>Si aún no tienes la app, descarga la APK 0.3.1 desde el enlace/QR de esta hoja.</w:t>
       </w:r>
     </w:p>
     <w:p>
@@ -221,7 +221,7 @@
         <w:spacing w:after="40"/>
       </w:pPr>
       <w:r>
-        <w:t xml:space="preserve">Mantén las sondas quietas. Con la primera lectura completa ya puedes abrir una orientación; si varía, el resultado será </w:t>
+        <w:t xml:space="preserve">Mantén las sondas quietas. Los números y curvas se actualizan con cada trama, sin esperar estabilidad. Con la primera lectura completa ya puedes abrir una orientación; si varía, el resultado será </w:t>
       </w:r>
       <w:r>
         <w:rPr>
@@ -1443,7 +1443,7 @@
       <w:rPr>
         <w:color w:val="56626A"/>
       </w:rPr>
-      <w:t>RE-FLUYE  ·  30 SEP 2026</w:t>
+      <w:t>RE-FLUYE  ·  02 OCT 2026</w:t>
     </w:r>
   </w:p>
 </w:ftr>
